--- a/public/downloads/minutes-meeting-21-07-2026-FULL-TRANSCRIPT.docx
+++ b/public/downloads/minutes-meeting-21-07-2026-FULL-TRANSCRIPT.docx
@@ -322,7 +322,31 @@
           <w:color w:val="8B2E2E"/>
           <w:sz w:val="26"/>
         </w:rPr>
-        <w:t>Page 1 of 2</w:t>
+        <w:t>BEFORE THE SOLE ARBITRATOR</w:t>
+      </w:r>
+    </w:p>
+    <w:p>
+      <w:r>
+        <w:rPr>
+          <w:rFonts w:ascii="Times New Roman" w:hAnsi="Times New Roman" w:eastAsia="Times New Roman"/>
+          <w:b/>
+          <w:i w:val="0"/>
+          <w:color w:val="8B2E2E"/>
+          <w:sz w:val="26"/>
+        </w:rPr>
+        <w:t>SR. ADV. NITIN N. N. P. SARDESSAI</w:t>
+      </w:r>
+    </w:p>
+    <w:p>
+      <w:r>
+        <w:rPr>
+          <w:rFonts w:ascii="Times New Roman" w:hAnsi="Times New Roman" w:eastAsia="Times New Roman"/>
+          <w:b/>
+          <w:i w:val="0"/>
+          <w:color w:val="8B2E2E"/>
+          <w:sz w:val="26"/>
+        </w:rPr>
+        <w:t>AT PANAJI – GOA</w:t>
       </w:r>
     </w:p>
     <w:p>
@@ -333,7 +357,31 @@
           <w:i w:val="0"/>
           <w:sz w:val="22"/>
         </w:rPr>
-        <w:t>BEFORE THE SOLE ARBITRATOR</w:t>
+        <w:t>VIKRAM SHAH …CLAIMANT VERSUS RIVA TRINDADE AND 3 ORS …RESPONDENTS</w:t>
+      </w:r>
+    </w:p>
+    <w:p>
+      <w:r>
+        <w:rPr>
+          <w:rFonts w:ascii="Times New Roman" w:hAnsi="Times New Roman" w:eastAsia="Times New Roman"/>
+          <w:b/>
+          <w:i w:val="0"/>
+          <w:color w:val="8B2E2E"/>
+          <w:sz w:val="26"/>
+        </w:rPr>
+        <w:t>&lt;u&gt;MINUTES OF PROCEEDINGS DATED 21&lt;sup&gt;st&lt;/sup&gt; JULY 2026 at&lt;/u&gt;</w:t>
+      </w:r>
+    </w:p>
+    <w:p>
+      <w:r>
+        <w:rPr>
+          <w:rFonts w:ascii="Times New Roman" w:hAnsi="Times New Roman" w:eastAsia="Times New Roman"/>
+          <w:b/>
+          <w:i w:val="0"/>
+          <w:color w:val="8B2E2E"/>
+          <w:sz w:val="26"/>
+        </w:rPr>
+        <w:t>&lt;u&gt;5.30 PM.&lt;/u&gt;</w:t>
       </w:r>
     </w:p>
     <w:p>
@@ -344,7 +392,7 @@
           <w:i w:val="0"/>
           <w:sz w:val="22"/>
         </w:rPr>
-        <w:t xml:space="preserve">              SR. ADV. NITIN N. N. P. SARDESSAI</w:t>
+        <w:t>1. Adv. Harshad Bhadbade present for Claimant through video conference. Adv. Shivan Desai with Adv. Jatin Ramaiyya present for Respondent No. 1, 2 &amp; 3 via video conference. Adv. E. Kotwal present for Respondent No. 4 via video conference with Respondent No. 4, Mr. Sadarangani. Adv. Swati Kamat physically present for the Respondent No. 4.</w:t>
       </w:r>
     </w:p>
     <w:p>
@@ -355,7 +403,7 @@
           <w:i w:val="0"/>
           <w:sz w:val="22"/>
         </w:rPr>
-        <w:t xml:space="preserve">                        AT PANAJI – GOA</w:t>
+        <w:t>2. Arguments heard on the three applications filed by Respondent No. 1, 2 &amp; 3. The matter is adjourned for orders on the same. The same shall be conveyed to the parties / respective Advocates via email on 29.07.2026, with a tentative date fixed for next hearing on 20&lt;sup&gt;th&lt;/sup&gt; August 2026 at 05.30 PM.</w:t>
       </w:r>
     </w:p>
     <w:p>
@@ -366,175 +414,9 @@
           <w:i w:val="0"/>
           <w:sz w:val="22"/>
         </w:rPr>
-        <w:t>VIKRAM SHAH                                       …CLAIMANT</w:t>
+        <w:t>3. Along with the Order on 29&lt;sup&gt;th&lt;/sup&gt; July 2026, it shall be conveyed to the parties / concerned Advocates about the next stage of the proceedings.</w:t>
       </w:r>
     </w:p>
-    <w:p>
-      <w:r>
-        <w:rPr>
-          <w:rFonts w:ascii="Times New Roman" w:hAnsi="Times New Roman" w:eastAsia="Times New Roman"/>
-          <w:b w:val="0"/>
-          <w:i w:val="0"/>
-          <w:sz w:val="22"/>
-        </w:rPr>
-        <w:t xml:space="preserve">                              VERSUS</w:t>
-      </w:r>
-    </w:p>
-    <w:p>
-      <w:r>
-        <w:rPr>
-          <w:rFonts w:ascii="Times New Roman" w:hAnsi="Times New Roman" w:eastAsia="Times New Roman"/>
-          <w:b w:val="0"/>
-          <w:i w:val="0"/>
-          <w:sz w:val="22"/>
-        </w:rPr>
-        <w:t>RIVA TRINDADE AND 3 ORS                           …RESPONDENTS</w:t>
-      </w:r>
-    </w:p>
-    <w:p>
-      <w:r>
-        <w:rPr>
-          <w:rFonts w:ascii="Times New Roman" w:hAnsi="Times New Roman" w:eastAsia="Times New Roman"/>
-          <w:b w:val="0"/>
-          <w:i w:val="0"/>
-          <w:sz w:val="22"/>
-        </w:rPr>
-        <w:t xml:space="preserve">     MINUTES OF PROCEEDINGS DATED 21st JULY 2026 at</w:t>
-      </w:r>
-    </w:p>
-    <w:p>
-      <w:r>
-        <w:rPr>
-          <w:rFonts w:ascii="Times New Roman" w:hAnsi="Times New Roman" w:eastAsia="Times New Roman"/>
-          <w:b w:val="0"/>
-          <w:i w:val="0"/>
-          <w:sz w:val="22"/>
-        </w:rPr>
-        <w:t xml:space="preserve">                              5.30 PM.</w:t>
-      </w:r>
-    </w:p>
-    <w:p>
-      <w:r>
-        <w:rPr>
-          <w:rFonts w:ascii="Times New Roman" w:hAnsi="Times New Roman" w:eastAsia="Times New Roman"/>
-          <w:b w:val="0"/>
-          <w:i w:val="0"/>
-          <w:sz w:val="22"/>
-        </w:rPr>
-        <w:t>1.    Adv. Harshad Bhadbade present for Claimant through video</w:t>
-      </w:r>
-    </w:p>
-    <w:p>
-      <w:r>
-        <w:rPr>
-          <w:rFonts w:ascii="Times New Roman" w:hAnsi="Times New Roman" w:eastAsia="Times New Roman"/>
-          <w:b w:val="0"/>
-          <w:i w:val="0"/>
-          <w:sz w:val="22"/>
-        </w:rPr>
-        <w:t xml:space="preserve">      conference. Adv. Shivan Desai with Adv. Jatin Ramaiyya present</w:t>
-      </w:r>
-    </w:p>
-    <w:p>
-      <w:r>
-        <w:rPr>
-          <w:rFonts w:ascii="Times New Roman" w:hAnsi="Times New Roman" w:eastAsia="Times New Roman"/>
-          <w:b w:val="0"/>
-          <w:i w:val="0"/>
-          <w:sz w:val="22"/>
-        </w:rPr>
-        <w:t xml:space="preserve">      for Respondent No. 1, 2 &amp; 3 via video conference. Adv. E. Kotwal</w:t>
-      </w:r>
-    </w:p>
-    <w:p>
-      <w:r>
-        <w:rPr>
-          <w:rFonts w:ascii="Times New Roman" w:hAnsi="Times New Roman" w:eastAsia="Times New Roman"/>
-          <w:b w:val="0"/>
-          <w:i w:val="0"/>
-          <w:sz w:val="22"/>
-        </w:rPr>
-        <w:t xml:space="preserve">      present for Respondent No. 4 via video conference with</w:t>
-      </w:r>
-    </w:p>
-    <w:p>
-      <w:r>
-        <w:rPr>
-          <w:rFonts w:ascii="Times New Roman" w:hAnsi="Times New Roman" w:eastAsia="Times New Roman"/>
-          <w:b w:val="0"/>
-          <w:i w:val="0"/>
-          <w:sz w:val="22"/>
-        </w:rPr>
-        <w:t xml:space="preserve">      Respondent No. 4, Mr. Sadarangani. Adv. Swati Kamat physically</w:t>
-      </w:r>
-    </w:p>
-    <w:p>
-      <w:r>
-        <w:rPr>
-          <w:rFonts w:ascii="Times New Roman" w:hAnsi="Times New Roman" w:eastAsia="Times New Roman"/>
-          <w:b w:val="0"/>
-          <w:i w:val="0"/>
-          <w:sz w:val="22"/>
-        </w:rPr>
-        <w:t xml:space="preserve">      present for the Respondent No. 4.</w:t>
-      </w:r>
-    </w:p>
-    <w:p>
-      <w:r>
-        <w:rPr>
-          <w:rFonts w:ascii="Times New Roman" w:hAnsi="Times New Roman" w:eastAsia="Times New Roman"/>
-          <w:b w:val="0"/>
-          <w:i w:val="0"/>
-          <w:sz w:val="22"/>
-        </w:rPr>
-        <w:t>2.    Arguments heard on the three applications filed by Respondent</w:t>
-      </w:r>
-    </w:p>
-    <w:p>
-      <w:r>
-        <w:rPr>
-          <w:rFonts w:ascii="Times New Roman" w:hAnsi="Times New Roman" w:eastAsia="Times New Roman"/>
-          <w:b w:val="0"/>
-          <w:i w:val="0"/>
-          <w:sz w:val="22"/>
-        </w:rPr>
-        <w:t xml:space="preserve">      No. 1, 2 &amp; 3. The matter is adjourned for orders on the same. The</w:t>
-      </w:r>
-    </w:p>
-    <w:p>
-      <w:r>
-        <w:rPr>
-          <w:rFonts w:ascii="Times New Roman" w:hAnsi="Times New Roman" w:eastAsia="Times New Roman"/>
-          <w:b w:val="0"/>
-          <w:i w:val="0"/>
-          <w:sz w:val="22"/>
-        </w:rPr>
-        <w:t xml:space="preserve">      same shall be conveyed to the parties / respective Advocates via</w:t>
-      </w:r>
-    </w:p>
-    <w:p>
-      <w:r>
-        <w:rPr>
-          <w:rFonts w:ascii="Times New Roman" w:hAnsi="Times New Roman" w:eastAsia="Times New Roman"/>
-          <w:b w:val="0"/>
-          <w:i w:val="0"/>
-          <w:sz w:val="22"/>
-        </w:rPr>
-        <w:t xml:space="preserve">      email on 29.07.2026, with a tentative date fixed for next</w:t>
-      </w:r>
-    </w:p>
-    <w:p>
-      <w:r>
-        <w:rPr>
-          <w:rFonts w:ascii="Times New Roman" w:hAnsi="Times New Roman" w:eastAsia="Times New Roman"/>
-          <w:b w:val="0"/>
-          <w:i w:val="0"/>
-          <w:sz w:val="22"/>
-        </w:rPr>
-        <w:t xml:space="preserve">      hearing on 20th August 2026 at 05.30 PM.</w:t>
-      </w:r>
-    </w:p>
-    <w:p/>
     <w:p>
       <w:r>
         <w:rPr>
@@ -544,65 +426,9 @@
           <w:color w:val="8B2E2E"/>
           <w:sz w:val="26"/>
         </w:rPr>
-        <w:t>Page 2 of 2</w:t>
+        <w:t>Place: Panaji – Goa. Sr. Adv. Nitin N. N. P. Sardessai Date:21.07.2026 Sole Arbitrator</w:t>
       </w:r>
     </w:p>
-    <w:p>
-      <w:r>
-        <w:rPr>
-          <w:rFonts w:ascii="Times New Roman" w:hAnsi="Times New Roman" w:eastAsia="Times New Roman"/>
-          <w:b w:val="0"/>
-          <w:i w:val="0"/>
-          <w:sz w:val="22"/>
-        </w:rPr>
-        <w:t>3.   Along with the Order on 29th July 2026, it shall be conveyed to the</w:t>
-      </w:r>
-    </w:p>
-    <w:p>
-      <w:r>
-        <w:rPr>
-          <w:rFonts w:ascii="Times New Roman" w:hAnsi="Times New Roman" w:eastAsia="Times New Roman"/>
-          <w:b w:val="0"/>
-          <w:i w:val="0"/>
-          <w:sz w:val="22"/>
-        </w:rPr>
-        <w:t xml:space="preserve">     parties / concerned Advocates about the next stage of the</w:t>
-      </w:r>
-    </w:p>
-    <w:p>
-      <w:r>
-        <w:rPr>
-          <w:rFonts w:ascii="Times New Roman" w:hAnsi="Times New Roman" w:eastAsia="Times New Roman"/>
-          <w:b w:val="0"/>
-          <w:i w:val="0"/>
-          <w:sz w:val="22"/>
-        </w:rPr>
-        <w:t xml:space="preserve">     proceedings.</w:t>
-      </w:r>
-    </w:p>
-    <w:p>
-      <w:r>
-        <w:rPr>
-          <w:rFonts w:ascii="Times New Roman" w:hAnsi="Times New Roman" w:eastAsia="Times New Roman"/>
-          <w:b w:val="0"/>
-          <w:i w:val="0"/>
-          <w:sz w:val="22"/>
-        </w:rPr>
-        <w:t>Place: Panaji – Goa.             Sr. Adv. Nitin N. N. P. Sardessai</w:t>
-      </w:r>
-    </w:p>
-    <w:p>
-      <w:r>
-        <w:rPr>
-          <w:rFonts w:ascii="Times New Roman" w:hAnsi="Times New Roman" w:eastAsia="Times New Roman"/>
-          <w:b w:val="0"/>
-          <w:i w:val="0"/>
-          <w:sz w:val="22"/>
-        </w:rPr>
-        <w:t>Date:21.07.2026                            Sole Arbitrator</w:t>
-      </w:r>
-    </w:p>
-    <w:p/>
     <w:sectPr>
       <w:headerReference w:type="default" r:id="rId9"/>
       <w:footerReference w:type="default" r:id="rId10"/>
